--- a/public/assets/files/stacjonarne/ASD.docx
+++ b/public/assets/files/stacjonarne/ASD.docx
@@ -523,6 +523,7 @@
                 <w:i w:val="0"/>
                 <w:sz w:val="22"/>
               </w:rPr>
+              <w:t>I</w:t>
             </w:r>
           </w:p>
         </w:tc>
@@ -560,6 +561,7 @@
                 <w:i w:val="0"/>
                 <w:sz w:val="22"/>
               </w:rPr>
+              <w:t>obligatoryjny</w:t>
             </w:r>
           </w:p>
         </w:tc>

--- a/public/assets/files/stacjonarne/ASD.docx
+++ b/public/assets/files/stacjonarne/ASD.docx
@@ -681,12 +681,22 @@
         <w:tblW w:w="5000" w:type="pct"/>
       </w:tblPr>
       <w:tblGrid>
-        <w:gridCol w:w="9972"/>
+        <w:gridCol w:w="997"/>
+        <w:gridCol w:w="997"/>
+        <w:gridCol w:w="997"/>
+        <w:gridCol w:w="997"/>
+        <w:gridCol w:w="997"/>
+        <w:gridCol w:w="997"/>
+        <w:gridCol w:w="997"/>
+        <w:gridCol w:w="997"/>
+        <w:gridCol w:w="997"/>
+        <w:gridCol w:w="997"/>
       </w:tblGrid>
       <w:tr>
         <w:tc>
           <w:tcPr>
-            <w:tcW w:type="dxa" w:w="9972"/>
+            <w:tcW w:type="dxa" w:w="9970"/>
+            <w:gridSpan w:val="10"/>
             <w:shd w:val="clear" w:color="auto" w:fill="D9D9D9"/>
           </w:tcPr>
           <w:p>
@@ -705,31 +715,34 @@
           </w:p>
         </w:tc>
       </w:tr>
-    </w:tbl>
-    <w:tbl>
-      <w:tblPr>
-        <w:tblW w:type="auto" w:w="0"/>
-        <w:tblLook w:firstColumn="1" w:firstRow="1" w:lastColumn="0" w:lastRow="0" w:noHBand="0" w:noVBand="1" w:val="04A0"/>
-        <w:tblBorders>
-          <w:top w:val="single" w:sz="4" w:space="0" w:color="000000"/>
-          <w:left w:val="single" w:sz="4" w:space="0" w:color="000000"/>
-          <w:bottom w:val="single" w:sz="4" w:space="0" w:color="000000"/>
-          <w:right w:val="single" w:sz="4" w:space="0" w:color="000000"/>
-          <w:insideH w:val="single" w:sz="4" w:space="0" w:color="000000"/>
-          <w:insideV w:val="single" w:sz="4" w:space="0" w:color="000000"/>
-        </w:tblBorders>
-        <w:tblW w:w="5000" w:type="pct"/>
-      </w:tblPr>
-      <w:tblGrid>
-        <w:gridCol w:w="2493"/>
-        <w:gridCol w:w="2493"/>
-        <w:gridCol w:w="2493"/>
-        <w:gridCol w:w="2493"/>
-      </w:tblGrid>
       <w:tr>
         <w:tc>
           <w:tcPr>
-            <w:tcW w:type="dxa" w:w="2493"/>
+            <w:tcW w:type="dxa" w:w="9970"/>
+            <w:gridSpan w:val="10"/>
+            <w:shd w:val="clear" w:color="auto" w:fill="D9D9D9"/>
+          </w:tcPr>
+          <w:p>
+            <w:pPr>
+              <w:spacing w:before="20" w:after="20"/>
+            </w:pPr>
+            <w:r>
+              <w:rPr>
+                <w:rFonts w:ascii="Aptos" w:hAnsi="Aptos"/>
+                <w:b w:val="0"/>
+                <w:i w:val="0"/>
+                <w:sz w:val="16"/>
+              </w:rPr>
+              <w:t>Wymiar godzinowy (liczba godzin w semestrze)</w:t>
+            </w:r>
+          </w:p>
+        </w:tc>
+      </w:tr>
+      <w:tr>
+        <w:tc>
+          <w:tcPr>
+            <w:tcW w:type="dxa" w:w="1994"/>
+            <w:gridSpan w:val="2"/>
             <w:shd w:val="clear" w:color="auto" w:fill="D9D9D9"/>
           </w:tcPr>
           <w:p>
@@ -749,7 +762,8 @@
         </w:tc>
         <w:tc>
           <w:tcPr>
-            <w:tcW w:type="dxa" w:w="2493"/>
+            <w:tcW w:type="dxa" w:w="2991"/>
+            <w:gridSpan w:val="3"/>
             <w:shd w:val="clear" w:color="auto" w:fill="D9D9D9"/>
           </w:tcPr>
           <w:p>
@@ -769,7 +783,8 @@
         </w:tc>
         <w:tc>
           <w:tcPr>
-            <w:tcW w:type="dxa" w:w="2493"/>
+            <w:tcW w:type="dxa" w:w="2991"/>
+            <w:gridSpan w:val="3"/>
             <w:shd w:val="clear" w:color="auto" w:fill="D9D9D9"/>
           </w:tcPr>
           <w:p>
@@ -789,7 +804,8 @@
         </w:tc>
         <w:tc>
           <w:tcPr>
-            <w:tcW w:type="dxa" w:w="2493"/>
+            <w:tcW w:type="dxa" w:w="1994"/>
+            <w:gridSpan w:val="2"/>
             <w:shd w:val="clear" w:color="auto" w:fill="D9D9D9"/>
           </w:tcPr>
           <w:p>
@@ -811,7 +827,8 @@
       <w:tr>
         <w:tc>
           <w:tcPr>
-            <w:tcW w:type="dxa" w:w="2493"/>
+            <w:tcW w:type="dxa" w:w="1994"/>
+            <w:gridSpan w:val="2"/>
           </w:tcPr>
           <w:p>
             <w:pPr>
@@ -830,7 +847,8 @@
         </w:tc>
         <w:tc>
           <w:tcPr>
-            <w:tcW w:type="dxa" w:w="2493"/>
+            <w:tcW w:type="dxa" w:w="2991"/>
+            <w:gridSpan w:val="3"/>
           </w:tcPr>
           <w:p>
             <w:pPr>
@@ -849,7 +867,8 @@
         </w:tc>
         <w:tc>
           <w:tcPr>
-            <w:tcW w:type="dxa" w:w="2493"/>
+            <w:tcW w:type="dxa" w:w="2991"/>
+            <w:gridSpan w:val="3"/>
           </w:tcPr>
           <w:p>
             <w:pPr>
@@ -868,7 +887,8 @@
         </w:tc>
         <w:tc>
           <w:tcPr>
-            <w:tcW w:type="dxa" w:w="2493"/>
+            <w:tcW w:type="dxa" w:w="1994"/>
+            <w:gridSpan w:val="2"/>
           </w:tcPr>
           <w:p>
             <w:pPr>
@@ -886,30 +906,34 @@
           </w:p>
         </w:tc>
       </w:tr>
-    </w:tbl>
-    <w:tbl>
-      <w:tblPr>
-        <w:tblW w:type="auto" w:w="0"/>
-        <w:tblLook w:firstColumn="1" w:firstRow="1" w:lastColumn="0" w:lastRow="0" w:noHBand="0" w:noVBand="1" w:val="04A0"/>
-        <w:tblBorders>
-          <w:top w:val="single" w:sz="4" w:space="0" w:color="000000"/>
-          <w:left w:val="single" w:sz="4" w:space="0" w:color="000000"/>
-          <w:bottom w:val="single" w:sz="4" w:space="0" w:color="000000"/>
-          <w:right w:val="single" w:sz="4" w:space="0" w:color="000000"/>
-          <w:insideH w:val="single" w:sz="4" w:space="0" w:color="000000"/>
-          <w:insideV w:val="single" w:sz="4" w:space="0" w:color="000000"/>
-        </w:tblBorders>
-        <w:tblW w:w="5000" w:type="pct"/>
-      </w:tblPr>
-      <w:tblGrid>
-        <w:gridCol w:w="3324"/>
-        <w:gridCol w:w="3324"/>
-        <w:gridCol w:w="3324"/>
-      </w:tblGrid>
       <w:tr>
         <w:tc>
           <w:tcPr>
-            <w:tcW w:type="dxa" w:w="3324"/>
+            <w:tcW w:type="dxa" w:w="9970"/>
+            <w:gridSpan w:val="10"/>
+            <w:shd w:val="clear" w:color="auto" w:fill="D9D9D9"/>
+          </w:tcPr>
+          <w:p>
+            <w:pPr>
+              <w:spacing w:before="20" w:after="20"/>
+            </w:pPr>
+            <w:r>
+              <w:rPr>
+                <w:rFonts w:ascii="Aptos" w:hAnsi="Aptos"/>
+                <w:b/>
+                <w:i w:val="0"/>
+                <w:sz w:val="22"/>
+              </w:rPr>
+              <w:t>Bilans ECTS</w:t>
+            </w:r>
+          </w:p>
+        </w:tc>
+      </w:tr>
+      <w:tr>
+        <w:tc>
+          <w:tcPr>
+            <w:tcW w:type="dxa" w:w="4985"/>
+            <w:gridSpan w:val="5"/>
             <w:shd w:val="clear" w:color="auto" w:fill="D9D9D9"/>
           </w:tcPr>
           <w:p>
@@ -929,7 +953,8 @@
         </w:tc>
         <w:tc>
           <w:tcPr>
-            <w:tcW w:type="dxa" w:w="3324"/>
+            <w:tcW w:type="dxa" w:w="2991"/>
+            <w:gridSpan w:val="3"/>
             <w:shd w:val="clear" w:color="auto" w:fill="D9D9D9"/>
           </w:tcPr>
           <w:p>
@@ -949,7 +974,8 @@
         </w:tc>
         <w:tc>
           <w:tcPr>
-            <w:tcW w:type="dxa" w:w="3324"/>
+            <w:tcW w:type="dxa" w:w="1994"/>
+            <w:gridSpan w:val="2"/>
             <w:shd w:val="clear" w:color="auto" w:fill="D9D9D9"/>
           </w:tcPr>
           <w:p>
@@ -971,7 +997,8 @@
       <w:tr>
         <w:tc>
           <w:tcPr>
-            <w:tcW w:type="dxa" w:w="3324"/>
+            <w:tcW w:type="dxa" w:w="4985"/>
+            <w:gridSpan w:val="5"/>
           </w:tcPr>
           <w:p>
             <w:pPr>
@@ -990,7 +1017,8 @@
         </w:tc>
         <w:tc>
           <w:tcPr>
-            <w:tcW w:type="dxa" w:w="3324"/>
+            <w:tcW w:type="dxa" w:w="2991"/>
+            <w:gridSpan w:val="3"/>
           </w:tcPr>
           <w:p>
             <w:pPr>
@@ -1009,7 +1037,8 @@
         </w:tc>
         <w:tc>
           <w:tcPr>
-            <w:tcW w:type="dxa" w:w="3324"/>
+            <w:tcW w:type="dxa" w:w="1994"/>
+            <w:gridSpan w:val="2"/>
           </w:tcPr>
           <w:p>
             <w:pPr>
@@ -1030,7 +1059,8 @@
       <w:tr>
         <w:tc>
           <w:tcPr>
-            <w:tcW w:type="dxa" w:w="3324"/>
+            <w:tcW w:type="dxa" w:w="4985"/>
+            <w:gridSpan w:val="5"/>
           </w:tcPr>
           <w:p>
             <w:pPr>
@@ -1049,7 +1079,8 @@
         </w:tc>
         <w:tc>
           <w:tcPr>
-            <w:tcW w:type="dxa" w:w="3324"/>
+            <w:tcW w:type="dxa" w:w="2991"/>
+            <w:gridSpan w:val="3"/>
           </w:tcPr>
           <w:p>
             <w:pPr>
@@ -1068,7 +1099,8 @@
         </w:tc>
         <w:tc>
           <w:tcPr>
-            <w:tcW w:type="dxa" w:w="3324"/>
+            <w:tcW w:type="dxa" w:w="1994"/>
+            <w:gridSpan w:val="2"/>
           </w:tcPr>
           <w:p>
             <w:pPr>
@@ -1089,7 +1121,29 @@
       <w:tr>
         <w:tc>
           <w:tcPr>
-            <w:tcW w:type="dxa" w:w="3324"/>
+            <w:tcW w:type="dxa" w:w="4985"/>
+            <w:gridSpan w:val="5"/>
+            <w:shd w:val="clear" w:color="auto" w:fill="D9D9D9"/>
+          </w:tcPr>
+          <w:p>
+            <w:pPr>
+              <w:spacing w:before="20" w:after="20"/>
+            </w:pPr>
+            <w:r>
+              <w:rPr>
+                <w:rFonts w:ascii="Aptos" w:hAnsi="Aptos"/>
+                <w:b/>
+                <w:i w:val="0"/>
+                <w:sz w:val="16"/>
+              </w:rPr>
+              <w:t>Opis samodzielnej pracy studenta</w:t>
+            </w:r>
+          </w:p>
+        </w:tc>
+        <w:tc>
+          <w:tcPr>
+            <w:tcW w:type="dxa" w:w="4985"/>
+            <w:gridSpan w:val="5"/>
           </w:tcPr>
           <w:p>
             <w:pPr>
@@ -1102,45 +1156,7 @@
                 <w:i w:val="0"/>
                 <w:sz w:val="22"/>
               </w:rPr>
-              <w:t>Suma</w:t>
-            </w:r>
-          </w:p>
-        </w:tc>
-        <w:tc>
-          <w:tcPr>
-            <w:tcW w:type="dxa" w:w="3324"/>
-          </w:tcPr>
-          <w:p>
-            <w:pPr>
-              <w:spacing w:before="20" w:after="20"/>
-            </w:pPr>
-            <w:r>
-              <w:rPr>
-                <w:rFonts w:ascii="Aptos" w:hAnsi="Aptos"/>
-                <w:b w:val="0"/>
-                <w:i w:val="0"/>
-                <w:sz w:val="22"/>
-              </w:rPr>
-              <w:t>125</w:t>
-            </w:r>
-          </w:p>
-        </w:tc>
-        <w:tc>
-          <w:tcPr>
-            <w:tcW w:type="dxa" w:w="3324"/>
-          </w:tcPr>
-          <w:p>
-            <w:pPr>
-              <w:spacing w:before="20" w:after="20"/>
-            </w:pPr>
-            <w:r>
-              <w:rPr>
-                <w:rFonts w:ascii="Aptos" w:hAnsi="Aptos"/>
-                <w:b w:val="0"/>
-                <w:i w:val="0"/>
-                <w:sz w:val="22"/>
-              </w:rPr>
-              <w:t>5</w:t>
+              <w:t>Implementacja algorytmów i struktur danych w wybranym języku programowania; analiza złożoności obliczeniowej; przygotowanie do kolokwiów i egzaminu poprzez rozwiązywanie zadań.</w:t>
             </w:r>
           </w:p>
         </w:tc>
@@ -1251,7 +1267,84 @@
           <w:tcPr>
             <w:tcW w:type="dxa" w:w="9972"/>
           </w:tcPr>
-          <w:p/>
+          <w:p>
+            <w:pPr>
+              <w:spacing w:before="20" w:after="20"/>
+            </w:pPr>
+            <w:r>
+              <w:rPr>
+                <w:rFonts w:ascii="Aptos" w:hAnsi="Aptos"/>
+                <w:b/>
+                <w:sz w:val="22"/>
+              </w:rPr>
+              <w:t>Wykład:</w:t>
+            </w:r>
+          </w:p>
+          <w:p>
+            <w:pPr>
+              <w:spacing w:before="20" w:after="20"/>
+            </w:pPr>
+            <w:r>
+              <w:rPr>
+                <w:rFonts w:ascii="Aptos" w:hAnsi="Aptos"/>
+                <w:b w:val="0"/>
+                <w:sz w:val="22"/>
+              </w:rPr>
+              <w:t>• wykład z prezentacją multimedialną</w:t>
+            </w:r>
+          </w:p>
+          <w:p>
+            <w:pPr>
+              <w:spacing w:before="20" w:after="20"/>
+            </w:pPr>
+            <w:r>
+              <w:rPr>
+                <w:rFonts w:ascii="Aptos" w:hAnsi="Aptos"/>
+                <w:b w:val="0"/>
+                <w:sz w:val="22"/>
+              </w:rPr>
+              <w:t>• wykład konwersatoryjny (z elementami dyskusji)</w:t>
+            </w:r>
+          </w:p>
+          <w:p>
+            <w:pPr>
+              <w:spacing w:before="20" w:after="20"/>
+            </w:pPr>
+            <w:r>
+              <w:rPr>
+                <w:rFonts w:ascii="Aptos" w:hAnsi="Aptos"/>
+                <w:b/>
+                <w:sz w:val="22"/>
+              </w:rPr>
+              <w:t>Ćwiczenia / Laboratorium:</w:t>
+            </w:r>
+          </w:p>
+          <w:p>
+            <w:pPr>
+              <w:spacing w:before="20" w:after="20"/>
+            </w:pPr>
+            <w:r>
+              <w:rPr>
+                <w:rFonts w:ascii="Aptos" w:hAnsi="Aptos"/>
+                <w:b w:val="0"/>
+                <w:sz w:val="22"/>
+              </w:rPr>
+              <w:t>• rozwiązywanie zadań</w:t>
+            </w:r>
+          </w:p>
+          <w:p>
+            <w:pPr>
+              <w:spacing w:before="20" w:after="20"/>
+            </w:pPr>
+            <w:r>
+              <w:rPr>
+                <w:rFonts w:ascii="Aptos" w:hAnsi="Aptos"/>
+                <w:b w:val="0"/>
+                <w:sz w:val="22"/>
+              </w:rPr>
+              <w:t>• dyskusja</w:t>
+            </w:r>
+          </w:p>
         </w:tc>
       </w:tr>
     </w:tbl>
@@ -1429,7 +1522,7 @@
                 <w:rFonts w:ascii="Aptos" w:hAnsi="Aptos"/>
                 <w:sz w:val="22"/>
               </w:rPr>
-              <w:t>☐ Zaliczenie z oceną</w:t>
+              <w:t>☑ Zaliczenie z oceną</w:t>
             </w:r>
           </w:p>
           <w:p>
@@ -1502,235 +1595,7 @@
                 <w:rFonts w:ascii="Aptos" w:hAnsi="Aptos"/>
                 <w:sz w:val="22"/>
               </w:rPr>
-              <w:t>1. Wykład problemowy, poświęcony analizie oceny lub wymagania egzaminacyjnekolejnych zagadnień omawianych w ramach przedmiotu</w:t>
-            </w:r>
-          </w:p>
-          <w:p>
-            <w:pPr>
-              <w:spacing w:before="20" w:after="20"/>
-            </w:pPr>
-            <w:r>
-              <w:rPr>
-                <w:rFonts w:ascii="Aptos" w:hAnsi="Aptos"/>
-                <w:sz w:val="22"/>
-              </w:rPr>
-              <w:t>2. rozwiązywanie zadań</w:t>
-            </w:r>
-          </w:p>
-          <w:p>
-            <w:pPr>
-              <w:spacing w:before="20" w:after="20"/>
-            </w:pPr>
-            <w:r>
-              <w:rPr>
-                <w:rFonts w:ascii="Aptos" w:hAnsi="Aptos"/>
-                <w:sz w:val="22"/>
-              </w:rPr>
-              <w:t>3. Kryteria oceny</w:t>
-            </w:r>
-          </w:p>
-          <w:p>
-            <w:pPr>
-              <w:spacing w:before="20" w:after="20"/>
-            </w:pPr>
-            <w:r>
-              <w:rPr>
-                <w:rFonts w:ascii="Aptos" w:hAnsi="Aptos"/>
-                <w:sz w:val="22"/>
-              </w:rPr>
-              <w:t>4. Na ćwiczeniach odbędą się dwa kolokwia oraz oceniane aktywności dodatkowe (kartkówki, referaty).</w:t>
-            </w:r>
-          </w:p>
-          <w:p>
-            <w:pPr>
-              <w:spacing w:before="20" w:after="20"/>
-            </w:pPr>
-            <w:r>
-              <w:rPr>
-                <w:rFonts w:ascii="Aptos" w:hAnsi="Aptos"/>
-                <w:sz w:val="22"/>
-              </w:rPr>
-              <w:t>5. Student musi uzyskać minimum 50% punktów możliwych do zdobycia.</w:t>
-            </w:r>
-          </w:p>
-          <w:p>
-            <w:pPr>
-              <w:spacing w:before="20" w:after="20"/>
-            </w:pPr>
-            <w:r>
-              <w:rPr>
-                <w:rFonts w:ascii="Aptos" w:hAnsi="Aptos"/>
-                <w:sz w:val="22"/>
-              </w:rPr>
-              <w:t>6. Skala ocen:</w:t>
-            </w:r>
-          </w:p>
-          <w:p>
-            <w:pPr>
-              <w:spacing w:before="20" w:after="20"/>
-            </w:pPr>
-            <w:r>
-              <w:rPr>
-                <w:rFonts w:ascii="Aptos" w:hAnsi="Aptos"/>
-                <w:sz w:val="22"/>
-              </w:rPr>
-              <w:t>7. Poniżej 50% - ndst</w:t>
-            </w:r>
-          </w:p>
-          <w:p>
-            <w:pPr>
-              <w:spacing w:before="20" w:after="20"/>
-            </w:pPr>
-            <w:r>
-              <w:rPr>
-                <w:rFonts w:ascii="Aptos" w:hAnsi="Aptos"/>
-                <w:sz w:val="22"/>
-              </w:rPr>
-              <w:t>8. Od 50% - dst</w:t>
-            </w:r>
-          </w:p>
-          <w:p>
-            <w:pPr>
-              <w:spacing w:before="20" w:after="20"/>
-            </w:pPr>
-            <w:r>
-              <w:rPr>
-                <w:rFonts w:ascii="Aptos" w:hAnsi="Aptos"/>
-                <w:sz w:val="22"/>
-              </w:rPr>
-              <w:t>9. Od 60% - dst+</w:t>
-            </w:r>
-          </w:p>
-          <w:p>
-            <w:pPr>
-              <w:spacing w:before="20" w:after="20"/>
-            </w:pPr>
-            <w:r>
-              <w:rPr>
-                <w:rFonts w:ascii="Aptos" w:hAnsi="Aptos"/>
-                <w:sz w:val="22"/>
-              </w:rPr>
-              <w:t>10. Od 70% - db</w:t>
-            </w:r>
-          </w:p>
-          <w:p>
-            <w:pPr>
-              <w:spacing w:before="20" w:after="20"/>
-            </w:pPr>
-            <w:r>
-              <w:rPr>
-                <w:rFonts w:ascii="Aptos" w:hAnsi="Aptos"/>
-                <w:sz w:val="22"/>
-              </w:rPr>
-              <w:t>11. Od 80% - db+</w:t>
-            </w:r>
-          </w:p>
-          <w:p>
-            <w:pPr>
-              <w:spacing w:before="20" w:after="20"/>
-            </w:pPr>
-            <w:r>
-              <w:rPr>
-                <w:rFonts w:ascii="Aptos" w:hAnsi="Aptos"/>
-                <w:sz w:val="22"/>
-              </w:rPr>
-              <w:t>12. Od 90% - bdb</w:t>
-            </w:r>
-          </w:p>
-          <w:p>
-            <w:pPr>
-              <w:spacing w:before="20" w:after="20"/>
-            </w:pPr>
-            <w:r>
-              <w:rPr>
-                <w:rFonts w:ascii="Aptos" w:hAnsi="Aptos"/>
-                <w:sz w:val="22"/>
-              </w:rPr>
-              <w:t>13. Zdanie egzaminu pisemnyz zadaniami problemowymi oraz testowymi jednokrotnego wyboru wymaga zdobyciaminimum 50% punktów.</w:t>
-            </w:r>
-          </w:p>
-          <w:p>
-            <w:pPr>
-              <w:spacing w:before="20" w:after="20"/>
-            </w:pPr>
-            <w:r>
-              <w:rPr>
-                <w:rFonts w:ascii="Aptos" w:hAnsi="Aptos"/>
-                <w:sz w:val="22"/>
-              </w:rPr>
-              <w:t>14. Skala ocen:</w:t>
-            </w:r>
-          </w:p>
-          <w:p>
-            <w:pPr>
-              <w:spacing w:before="20" w:after="20"/>
-            </w:pPr>
-            <w:r>
-              <w:rPr>
-                <w:rFonts w:ascii="Aptos" w:hAnsi="Aptos"/>
-                <w:sz w:val="22"/>
-              </w:rPr>
-              <w:t>15. Poniżej 50% - ndst</w:t>
-            </w:r>
-          </w:p>
-          <w:p>
-            <w:pPr>
-              <w:spacing w:before="20" w:after="20"/>
-            </w:pPr>
-            <w:r>
-              <w:rPr>
-                <w:rFonts w:ascii="Aptos" w:hAnsi="Aptos"/>
-                <w:sz w:val="22"/>
-              </w:rPr>
-              <w:t>16. Od 50% - dst</w:t>
-            </w:r>
-          </w:p>
-          <w:p>
-            <w:pPr>
-              <w:spacing w:before="20" w:after="20"/>
-            </w:pPr>
-            <w:r>
-              <w:rPr>
-                <w:rFonts w:ascii="Aptos" w:hAnsi="Aptos"/>
-                <w:sz w:val="22"/>
-              </w:rPr>
-              <w:t>17. Od 60% - dst+</w:t>
-            </w:r>
-          </w:p>
-          <w:p>
-            <w:pPr>
-              <w:spacing w:before="20" w:after="20"/>
-            </w:pPr>
-            <w:r>
-              <w:rPr>
-                <w:rFonts w:ascii="Aptos" w:hAnsi="Aptos"/>
-                <w:sz w:val="22"/>
-              </w:rPr>
-              <w:t>18. Od 70% - db</w:t>
-            </w:r>
-          </w:p>
-          <w:p>
-            <w:pPr>
-              <w:spacing w:before="20" w:after="20"/>
-            </w:pPr>
-            <w:r>
-              <w:rPr>
-                <w:rFonts w:ascii="Aptos" w:hAnsi="Aptos"/>
-                <w:sz w:val="22"/>
-              </w:rPr>
-              <w:t>19. Od 80% - db+</w:t>
-            </w:r>
-          </w:p>
-          <w:p>
-            <w:pPr>
-              <w:spacing w:before="20" w:after="20"/>
-            </w:pPr>
-            <w:r>
-              <w:rPr>
-                <w:rFonts w:ascii="Aptos" w:hAnsi="Aptos"/>
-                <w:sz w:val="22"/>
-              </w:rPr>
-              <w:t>20. Od 90% - bdb</w:t>
+              <w:t>1. egzamin pisemny z zadaniami problemowymi</w:t>
             </w:r>
           </w:p>
         </w:tc>
@@ -1747,7 +1612,7 @@
                 <w:rFonts w:ascii="Aptos" w:hAnsi="Aptos"/>
                 <w:sz w:val="22"/>
               </w:rPr>
-              <w:t>1. Wykład problemowy, poświęcony analizie oceny lub wymagania egzaminacyjnekolejnych zagadnień omawianych w ramach przedmiotu</w:t>
+              <w:t>1. kolokwium</w:t>
             </w:r>
           </w:p>
           <w:p>
@@ -1759,223 +1624,7 @@
                 <w:rFonts w:ascii="Aptos" w:hAnsi="Aptos"/>
                 <w:sz w:val="22"/>
               </w:rPr>
-              <w:t>2. rozwiązywanie zadań</w:t>
-            </w:r>
-          </w:p>
-          <w:p>
-            <w:pPr>
-              <w:spacing w:before="20" w:after="20"/>
-            </w:pPr>
-            <w:r>
-              <w:rPr>
-                <w:rFonts w:ascii="Aptos" w:hAnsi="Aptos"/>
-                <w:sz w:val="22"/>
-              </w:rPr>
-              <w:t>3. Kryteria oceny</w:t>
-            </w:r>
-          </w:p>
-          <w:p>
-            <w:pPr>
-              <w:spacing w:before="20" w:after="20"/>
-            </w:pPr>
-            <w:r>
-              <w:rPr>
-                <w:rFonts w:ascii="Aptos" w:hAnsi="Aptos"/>
-                <w:sz w:val="22"/>
-              </w:rPr>
-              <w:t>4. Na ćwiczeniach odbędą się dwa kolokwia oraz oceniane aktywności dodatkowe (kartkówki, referaty).</w:t>
-            </w:r>
-          </w:p>
-          <w:p>
-            <w:pPr>
-              <w:spacing w:before="20" w:after="20"/>
-            </w:pPr>
-            <w:r>
-              <w:rPr>
-                <w:rFonts w:ascii="Aptos" w:hAnsi="Aptos"/>
-                <w:sz w:val="22"/>
-              </w:rPr>
-              <w:t>5. Student musi uzyskać minimum 50% punktów możliwych do zdobycia.</w:t>
-            </w:r>
-          </w:p>
-          <w:p>
-            <w:pPr>
-              <w:spacing w:before="20" w:after="20"/>
-            </w:pPr>
-            <w:r>
-              <w:rPr>
-                <w:rFonts w:ascii="Aptos" w:hAnsi="Aptos"/>
-                <w:sz w:val="22"/>
-              </w:rPr>
-              <w:t>6. Skala ocen:</w:t>
-            </w:r>
-          </w:p>
-          <w:p>
-            <w:pPr>
-              <w:spacing w:before="20" w:after="20"/>
-            </w:pPr>
-            <w:r>
-              <w:rPr>
-                <w:rFonts w:ascii="Aptos" w:hAnsi="Aptos"/>
-                <w:sz w:val="22"/>
-              </w:rPr>
-              <w:t>7. Poniżej 50% - ndst</w:t>
-            </w:r>
-          </w:p>
-          <w:p>
-            <w:pPr>
-              <w:spacing w:before="20" w:after="20"/>
-            </w:pPr>
-            <w:r>
-              <w:rPr>
-                <w:rFonts w:ascii="Aptos" w:hAnsi="Aptos"/>
-                <w:sz w:val="22"/>
-              </w:rPr>
-              <w:t>8. Od 50% - dst</w:t>
-            </w:r>
-          </w:p>
-          <w:p>
-            <w:pPr>
-              <w:spacing w:before="20" w:after="20"/>
-            </w:pPr>
-            <w:r>
-              <w:rPr>
-                <w:rFonts w:ascii="Aptos" w:hAnsi="Aptos"/>
-                <w:sz w:val="22"/>
-              </w:rPr>
-              <w:t>9. Od 60% - dst+</w:t>
-            </w:r>
-          </w:p>
-          <w:p>
-            <w:pPr>
-              <w:spacing w:before="20" w:after="20"/>
-            </w:pPr>
-            <w:r>
-              <w:rPr>
-                <w:rFonts w:ascii="Aptos" w:hAnsi="Aptos"/>
-                <w:sz w:val="22"/>
-              </w:rPr>
-              <w:t>10. Od 70% - db</w:t>
-            </w:r>
-          </w:p>
-          <w:p>
-            <w:pPr>
-              <w:spacing w:before="20" w:after="20"/>
-            </w:pPr>
-            <w:r>
-              <w:rPr>
-                <w:rFonts w:ascii="Aptos" w:hAnsi="Aptos"/>
-                <w:sz w:val="22"/>
-              </w:rPr>
-              <w:t>11. Od 80% - db+</w:t>
-            </w:r>
-          </w:p>
-          <w:p>
-            <w:pPr>
-              <w:spacing w:before="20" w:after="20"/>
-            </w:pPr>
-            <w:r>
-              <w:rPr>
-                <w:rFonts w:ascii="Aptos" w:hAnsi="Aptos"/>
-                <w:sz w:val="22"/>
-              </w:rPr>
-              <w:t>12. Od 90% - bdb</w:t>
-            </w:r>
-          </w:p>
-          <w:p>
-            <w:pPr>
-              <w:spacing w:before="20" w:after="20"/>
-            </w:pPr>
-            <w:r>
-              <w:rPr>
-                <w:rFonts w:ascii="Aptos" w:hAnsi="Aptos"/>
-                <w:sz w:val="22"/>
-              </w:rPr>
-              <w:t>13. Zdanie egzaminu pisemnyz zadaniami problemowymi oraz testowymi jednokrotnego wyboru wymaga zdobyciaminimum 50% punktów.</w:t>
-            </w:r>
-          </w:p>
-          <w:p>
-            <w:pPr>
-              <w:spacing w:before="20" w:after="20"/>
-            </w:pPr>
-            <w:r>
-              <w:rPr>
-                <w:rFonts w:ascii="Aptos" w:hAnsi="Aptos"/>
-                <w:sz w:val="22"/>
-              </w:rPr>
-              <w:t>14. Skala ocen:</w:t>
-            </w:r>
-          </w:p>
-          <w:p>
-            <w:pPr>
-              <w:spacing w:before="20" w:after="20"/>
-            </w:pPr>
-            <w:r>
-              <w:rPr>
-                <w:rFonts w:ascii="Aptos" w:hAnsi="Aptos"/>
-                <w:sz w:val="22"/>
-              </w:rPr>
-              <w:t>15. Poniżej 50% - ndst</w:t>
-            </w:r>
-          </w:p>
-          <w:p>
-            <w:pPr>
-              <w:spacing w:before="20" w:after="20"/>
-            </w:pPr>
-            <w:r>
-              <w:rPr>
-                <w:rFonts w:ascii="Aptos" w:hAnsi="Aptos"/>
-                <w:sz w:val="22"/>
-              </w:rPr>
-              <w:t>16. Od 50% - dst</w:t>
-            </w:r>
-          </w:p>
-          <w:p>
-            <w:pPr>
-              <w:spacing w:before="20" w:after="20"/>
-            </w:pPr>
-            <w:r>
-              <w:rPr>
-                <w:rFonts w:ascii="Aptos" w:hAnsi="Aptos"/>
-                <w:sz w:val="22"/>
-              </w:rPr>
-              <w:t>17. Od 60% - dst+</w:t>
-            </w:r>
-          </w:p>
-          <w:p>
-            <w:pPr>
-              <w:spacing w:before="20" w:after="20"/>
-            </w:pPr>
-            <w:r>
-              <w:rPr>
-                <w:rFonts w:ascii="Aptos" w:hAnsi="Aptos"/>
-                <w:sz w:val="22"/>
-              </w:rPr>
-              <w:t>18. Od 70% - db</w:t>
-            </w:r>
-          </w:p>
-          <w:p>
-            <w:pPr>
-              <w:spacing w:before="20" w:after="20"/>
-            </w:pPr>
-            <w:r>
-              <w:rPr>
-                <w:rFonts w:ascii="Aptos" w:hAnsi="Aptos"/>
-                <w:sz w:val="22"/>
-              </w:rPr>
-              <w:t>19. Od 80% - db+</w:t>
-            </w:r>
-          </w:p>
-          <w:p>
-            <w:pPr>
-              <w:spacing w:before="20" w:after="20"/>
-            </w:pPr>
-            <w:r>
-              <w:rPr>
-                <w:rFonts w:ascii="Aptos" w:hAnsi="Aptos"/>
-                <w:sz w:val="22"/>
-              </w:rPr>
-              <w:t>20. Od 90% - bdb</w:t>
+              <w:t>2. sprawdziany wstępne „wejściówki"</w:t>
             </w:r>
           </w:p>
         </w:tc>
@@ -2298,14 +1947,14 @@
         <w:tblW w:w="5000" w:type="pct"/>
       </w:tblPr>
       <w:tblGrid>
-        <w:gridCol w:w="3324"/>
-        <w:gridCol w:w="3324"/>
-        <w:gridCol w:w="3324"/>
+        <w:gridCol w:w="680"/>
+        <w:gridCol w:w="4536"/>
+        <w:gridCol w:w="4252"/>
       </w:tblGrid>
       <w:tr>
         <w:tc>
           <w:tcPr>
-            <w:tcW w:type="dxa" w:w="9972"/>
+            <w:tcW w:type="dxa" w:w="9468"/>
             <w:gridSpan w:val="3"/>
             <w:shd w:val="clear" w:color="auto" w:fill="D9D9D9"/>
           </w:tcPr>
@@ -2328,7 +1977,7 @@
       <w:tr>
         <w:tc>
           <w:tcPr>
-            <w:tcW w:type="dxa" w:w="3324"/>
+            <w:tcW w:type="dxa" w:w="680"/>
             <w:shd w:val="clear" w:color="auto" w:fill="D9D9D9"/>
           </w:tcPr>
           <w:p>
@@ -2348,7 +1997,7 @@
         </w:tc>
         <w:tc>
           <w:tcPr>
-            <w:tcW w:type="dxa" w:w="3324"/>
+            <w:tcW w:type="dxa" w:w="4536"/>
             <w:shd w:val="clear" w:color="auto" w:fill="D9D9D9"/>
           </w:tcPr>
           <w:p>
@@ -2368,7 +2017,7 @@
         </w:tc>
         <w:tc>
           <w:tcPr>
-            <w:tcW w:type="dxa" w:w="3324"/>
+            <w:tcW w:type="dxa" w:w="4252"/>
             <w:shd w:val="clear" w:color="auto" w:fill="D9D9D9"/>
           </w:tcPr>
           <w:p>
@@ -2390,7 +2039,7 @@
       <w:tr>
         <w:tc>
           <w:tcPr>
-            <w:tcW w:type="dxa" w:w="3324"/>
+            <w:tcW w:type="dxa" w:w="680"/>
           </w:tcPr>
           <w:p>
             <w:pPr>
@@ -2409,7 +2058,7 @@
         </w:tc>
         <w:tc>
           <w:tcPr>
-            <w:tcW w:type="dxa" w:w="3324"/>
+            <w:tcW w:type="dxa" w:w="4536"/>
           </w:tcPr>
           <w:p>
             <w:pPr>
@@ -2428,7 +2077,7 @@
         </w:tc>
         <w:tc>
           <w:tcPr>
-            <w:tcW w:type="dxa" w:w="3324"/>
+            <w:tcW w:type="dxa" w:w="4252"/>
           </w:tcPr>
           <w:p>
             <w:pPr>
@@ -2448,7 +2097,7 @@
       <w:tr>
         <w:tc>
           <w:tcPr>
-            <w:tcW w:type="dxa" w:w="3324"/>
+            <w:tcW w:type="dxa" w:w="680"/>
           </w:tcPr>
           <w:p>
             <w:pPr>
@@ -2467,7 +2116,7 @@
         </w:tc>
         <w:tc>
           <w:tcPr>
-            <w:tcW w:type="dxa" w:w="3324"/>
+            <w:tcW w:type="dxa" w:w="4536"/>
           </w:tcPr>
           <w:p>
             <w:pPr>
@@ -2486,7 +2135,7 @@
         </w:tc>
         <w:tc>
           <w:tcPr>
-            <w:tcW w:type="dxa" w:w="3324"/>
+            <w:tcW w:type="dxa" w:w="4252"/>
           </w:tcPr>
           <w:p>
             <w:pPr>
@@ -2506,7 +2155,7 @@
       <w:tr>
         <w:tc>
           <w:tcPr>
-            <w:tcW w:type="dxa" w:w="3324"/>
+            <w:tcW w:type="dxa" w:w="680"/>
           </w:tcPr>
           <w:p>
             <w:pPr>
@@ -2525,7 +2174,7 @@
         </w:tc>
         <w:tc>
           <w:tcPr>
-            <w:tcW w:type="dxa" w:w="3324"/>
+            <w:tcW w:type="dxa" w:w="4536"/>
           </w:tcPr>
           <w:p>
             <w:pPr>
@@ -2544,7 +2193,7 @@
         </w:tc>
         <w:tc>
           <w:tcPr>
-            <w:tcW w:type="dxa" w:w="3324"/>
+            <w:tcW w:type="dxa" w:w="4252"/>
           </w:tcPr>
           <w:p>
             <w:pPr>
@@ -2564,7 +2213,7 @@
       <w:tr>
         <w:tc>
           <w:tcPr>
-            <w:tcW w:type="dxa" w:w="3324"/>
+            <w:tcW w:type="dxa" w:w="680"/>
           </w:tcPr>
           <w:p>
             <w:pPr>
@@ -2583,7 +2232,7 @@
         </w:tc>
         <w:tc>
           <w:tcPr>
-            <w:tcW w:type="dxa" w:w="3324"/>
+            <w:tcW w:type="dxa" w:w="4536"/>
           </w:tcPr>
           <w:p>
             <w:pPr>
@@ -2602,7 +2251,7 @@
         </w:tc>
         <w:tc>
           <w:tcPr>
-            <w:tcW w:type="dxa" w:w="3324"/>
+            <w:tcW w:type="dxa" w:w="4252"/>
           </w:tcPr>
           <w:p>
             <w:pPr>
@@ -2622,7 +2271,7 @@
       <w:tr>
         <w:tc>
           <w:tcPr>
-            <w:tcW w:type="dxa" w:w="3324"/>
+            <w:tcW w:type="dxa" w:w="680"/>
           </w:tcPr>
           <w:p>
             <w:pPr>
@@ -2641,7 +2290,7 @@
         </w:tc>
         <w:tc>
           <w:tcPr>
-            <w:tcW w:type="dxa" w:w="3324"/>
+            <w:tcW w:type="dxa" w:w="4536"/>
           </w:tcPr>
           <w:p>
             <w:pPr>
@@ -2660,7 +2309,7 @@
         </w:tc>
         <w:tc>
           <w:tcPr>
-            <w:tcW w:type="dxa" w:w="3324"/>
+            <w:tcW w:type="dxa" w:w="4252"/>
           </w:tcPr>
           <w:p>
             <w:pPr>
@@ -2680,7 +2329,7 @@
       <w:tr>
         <w:tc>
           <w:tcPr>
-            <w:tcW w:type="dxa" w:w="3324"/>
+            <w:tcW w:type="dxa" w:w="680"/>
           </w:tcPr>
           <w:p>
             <w:pPr>
@@ -2699,7 +2348,7 @@
         </w:tc>
         <w:tc>
           <w:tcPr>
-            <w:tcW w:type="dxa" w:w="3324"/>
+            <w:tcW w:type="dxa" w:w="4536"/>
           </w:tcPr>
           <w:p>
             <w:pPr>
@@ -2718,7 +2367,7 @@
         </w:tc>
         <w:tc>
           <w:tcPr>
-            <w:tcW w:type="dxa" w:w="3324"/>
+            <w:tcW w:type="dxa" w:w="4252"/>
           </w:tcPr>
           <w:p>
             <w:pPr>
@@ -2738,7 +2387,7 @@
       <w:tr>
         <w:tc>
           <w:tcPr>
-            <w:tcW w:type="dxa" w:w="3324"/>
+            <w:tcW w:type="dxa" w:w="680"/>
           </w:tcPr>
           <w:p>
             <w:pPr>
@@ -2757,7 +2406,7 @@
         </w:tc>
         <w:tc>
           <w:tcPr>
-            <w:tcW w:type="dxa" w:w="3324"/>
+            <w:tcW w:type="dxa" w:w="4536"/>
           </w:tcPr>
           <w:p>
             <w:pPr>
@@ -2776,7 +2425,7 @@
         </w:tc>
         <w:tc>
           <w:tcPr>
-            <w:tcW w:type="dxa" w:w="3324"/>
+            <w:tcW w:type="dxa" w:w="4252"/>
           </w:tcPr>
           <w:p>
             <w:pPr>
@@ -2796,7 +2445,7 @@
       <w:tr>
         <w:tc>
           <w:tcPr>
-            <w:tcW w:type="dxa" w:w="3324"/>
+            <w:tcW w:type="dxa" w:w="680"/>
           </w:tcPr>
           <w:p>
             <w:pPr>
@@ -2815,7 +2464,7 @@
         </w:tc>
         <w:tc>
           <w:tcPr>
-            <w:tcW w:type="dxa" w:w="3324"/>
+            <w:tcW w:type="dxa" w:w="4536"/>
           </w:tcPr>
           <w:p>
             <w:pPr>
@@ -2834,7 +2483,7 @@
         </w:tc>
         <w:tc>
           <w:tcPr>
-            <w:tcW w:type="dxa" w:w="3324"/>
+            <w:tcW w:type="dxa" w:w="4252"/>
           </w:tcPr>
           <w:p>
             <w:pPr>
@@ -2854,7 +2503,7 @@
       <w:tr>
         <w:tc>
           <w:tcPr>
-            <w:tcW w:type="dxa" w:w="3324"/>
+            <w:tcW w:type="dxa" w:w="680"/>
           </w:tcPr>
           <w:p>
             <w:pPr>
@@ -2873,7 +2522,7 @@
         </w:tc>
         <w:tc>
           <w:tcPr>
-            <w:tcW w:type="dxa" w:w="3324"/>
+            <w:tcW w:type="dxa" w:w="4536"/>
           </w:tcPr>
           <w:p>
             <w:pPr>
@@ -2892,7 +2541,7 @@
         </w:tc>
         <w:tc>
           <w:tcPr>
-            <w:tcW w:type="dxa" w:w="3324"/>
+            <w:tcW w:type="dxa" w:w="4252"/>
           </w:tcPr>
           <w:p>
             <w:pPr>
@@ -2912,7 +2561,7 @@
       <w:tr>
         <w:tc>
           <w:tcPr>
-            <w:tcW w:type="dxa" w:w="3324"/>
+            <w:tcW w:type="dxa" w:w="680"/>
           </w:tcPr>
           <w:p>
             <w:pPr>
@@ -2931,7 +2580,7 @@
         </w:tc>
         <w:tc>
           <w:tcPr>
-            <w:tcW w:type="dxa" w:w="3324"/>
+            <w:tcW w:type="dxa" w:w="4536"/>
           </w:tcPr>
           <w:p>
             <w:pPr>
@@ -2950,7 +2599,7 @@
         </w:tc>
         <w:tc>
           <w:tcPr>
-            <w:tcW w:type="dxa" w:w="3324"/>
+            <w:tcW w:type="dxa" w:w="4252"/>
           </w:tcPr>
           <w:p>
             <w:pPr>
@@ -2970,7 +2619,7 @@
       <w:tr>
         <w:tc>
           <w:tcPr>
-            <w:tcW w:type="dxa" w:w="3324"/>
+            <w:tcW w:type="dxa" w:w="680"/>
           </w:tcPr>
           <w:p>
             <w:pPr>
@@ -2989,7 +2638,7 @@
         </w:tc>
         <w:tc>
           <w:tcPr>
-            <w:tcW w:type="dxa" w:w="3324"/>
+            <w:tcW w:type="dxa" w:w="4536"/>
           </w:tcPr>
           <w:p>
             <w:pPr>
@@ -3008,7 +2657,7 @@
         </w:tc>
         <w:tc>
           <w:tcPr>
-            <w:tcW w:type="dxa" w:w="3324"/>
+            <w:tcW w:type="dxa" w:w="4252"/>
           </w:tcPr>
           <w:p>
             <w:pPr>
@@ -3028,7 +2677,7 @@
       <w:tr>
         <w:tc>
           <w:tcPr>
-            <w:tcW w:type="dxa" w:w="3324"/>
+            <w:tcW w:type="dxa" w:w="680"/>
           </w:tcPr>
           <w:p>
             <w:pPr>
@@ -3047,7 +2696,7 @@
         </w:tc>
         <w:tc>
           <w:tcPr>
-            <w:tcW w:type="dxa" w:w="3324"/>
+            <w:tcW w:type="dxa" w:w="4536"/>
           </w:tcPr>
           <w:p>
             <w:pPr>
@@ -3066,7 +2715,7 @@
         </w:tc>
         <w:tc>
           <w:tcPr>
-            <w:tcW w:type="dxa" w:w="3324"/>
+            <w:tcW w:type="dxa" w:w="4252"/>
           </w:tcPr>
           <w:p>
             <w:pPr>
@@ -3086,7 +2735,7 @@
       <w:tr>
         <w:tc>
           <w:tcPr>
-            <w:tcW w:type="dxa" w:w="3324"/>
+            <w:tcW w:type="dxa" w:w="680"/>
           </w:tcPr>
           <w:p>
             <w:pPr>
@@ -3105,7 +2754,7 @@
         </w:tc>
         <w:tc>
           <w:tcPr>
-            <w:tcW w:type="dxa" w:w="3324"/>
+            <w:tcW w:type="dxa" w:w="4536"/>
           </w:tcPr>
           <w:p>
             <w:pPr>
@@ -3124,7 +2773,7 @@
         </w:tc>
         <w:tc>
           <w:tcPr>
-            <w:tcW w:type="dxa" w:w="3324"/>
+            <w:tcW w:type="dxa" w:w="4252"/>
           </w:tcPr>
           <w:p>
             <w:pPr>
@@ -3144,7 +2793,7 @@
       <w:tr>
         <w:tc>
           <w:tcPr>
-            <w:tcW w:type="dxa" w:w="3324"/>
+            <w:tcW w:type="dxa" w:w="680"/>
           </w:tcPr>
           <w:p>
             <w:pPr>
@@ -3163,7 +2812,7 @@
         </w:tc>
         <w:tc>
           <w:tcPr>
-            <w:tcW w:type="dxa" w:w="3324"/>
+            <w:tcW w:type="dxa" w:w="4536"/>
           </w:tcPr>
           <w:p>
             <w:pPr>
@@ -3182,7 +2831,7 @@
         </w:tc>
         <w:tc>
           <w:tcPr>
-            <w:tcW w:type="dxa" w:w="3324"/>
+            <w:tcW w:type="dxa" w:w="4252"/>
           </w:tcPr>
           <w:p>
             <w:pPr>
@@ -3576,6 +3225,7 @@
                 <w:i w:val="0"/>
                 <w:sz w:val="22"/>
               </w:rPr>
+              <w:t>egzamin pisemny z zadaniami problemowymi; kolokwium; sprawdziany wstępne „wejściówki"</w:t>
             </w:r>
           </w:p>
         </w:tc>
@@ -3634,6 +3284,7 @@
                 <w:i w:val="0"/>
                 <w:sz w:val="22"/>
               </w:rPr>
+              <w:t>egzamin pisemny z zadaniami problemowymi; kolokwium; sprawdziany wstępne „wejściówki"</w:t>
             </w:r>
           </w:p>
         </w:tc>
@@ -3691,6 +3342,7 @@
                 <w:i w:val="0"/>
                 <w:sz w:val="22"/>
               </w:rPr>
+              <w:t>egzamin pisemny z zadaniami problemowymi; kolokwium; sprawdziany wstępne „wejściówki"</w:t>
             </w:r>
           </w:p>
         </w:tc>
@@ -3854,6 +3506,7 @@
                 <w:i w:val="0"/>
                 <w:sz w:val="22"/>
               </w:rPr>
+              <w:t>egzamin pisemny z zadaniami problemowymi; kolokwium; sprawdziany wstępne „wejściówki"</w:t>
             </w:r>
           </w:p>
         </w:tc>
@@ -3911,6 +3564,7 @@
                 <w:i w:val="0"/>
                 <w:sz w:val="22"/>
               </w:rPr>
+              <w:t>egzamin pisemny z zadaniami problemowymi; kolokwium; sprawdziany wstępne „wejściówki"</w:t>
             </w:r>
           </w:p>
         </w:tc>
@@ -4073,6 +3727,7 @@
                 <w:i w:val="0"/>
                 <w:sz w:val="22"/>
               </w:rPr>
+              <w:t>egzamin pisemny z zadaniami problemowymi; kolokwium; sprawdziany wstępne „wejściówki"</w:t>
             </w:r>
           </w:p>
         </w:tc>
@@ -4130,6 +3785,7 @@
                 <w:i w:val="0"/>
                 <w:sz w:val="22"/>
               </w:rPr>
+              <w:t>egzamin pisemny z zadaniami problemowymi; kolokwium; sprawdziany wstępne „wejściówki"</w:t>
             </w:r>
           </w:p>
         </w:tc>
@@ -4295,62 +3951,6 @@
           </w:p>
         </w:tc>
       </w:tr>
-      <w:tr>
-        <w:tc>
-          <w:tcPr>
-            <w:tcW w:type="dxa" w:w="3324"/>
-          </w:tcPr>
-          <w:p>
-            <w:pPr>
-              <w:spacing w:before="20" w:after="20"/>
-            </w:pPr>
-            <w:r>
-              <w:rPr>
-                <w:rFonts w:ascii="Aptos" w:hAnsi="Aptos"/>
-                <w:b w:val="0"/>
-                <w:i w:val="0"/>
-                <w:sz w:val="22"/>
-              </w:rPr>
-            </w:r>
-          </w:p>
-        </w:tc>
-        <w:tc>
-          <w:tcPr>
-            <w:tcW w:type="dxa" w:w="3324"/>
-          </w:tcPr>
-          <w:p>
-            <w:pPr>
-              <w:spacing w:before="20" w:after="20"/>
-            </w:pPr>
-            <w:r>
-              <w:rPr>
-                <w:rFonts w:ascii="Aptos" w:hAnsi="Aptos"/>
-                <w:b w:val="0"/>
-                <w:i w:val="0"/>
-                <w:sz w:val="22"/>
-              </w:rPr>
-            </w:r>
-          </w:p>
-        </w:tc>
-        <w:tc>
-          <w:tcPr>
-            <w:tcW w:type="dxa" w:w="3324"/>
-          </w:tcPr>
-          <w:p>
-            <w:pPr>
-              <w:spacing w:before="20" w:after="20"/>
-            </w:pPr>
-            <w:r>
-              <w:rPr>
-                <w:rFonts w:ascii="Aptos" w:hAnsi="Aptos"/>
-                <w:b w:val="0"/>
-                <w:i w:val="0"/>
-                <w:sz w:val="22"/>
-              </w:rPr>
-            </w:r>
-          </w:p>
-        </w:tc>
-      </w:tr>
     </w:tbl>
     <w:tbl>
       <w:tblPr>
@@ -4407,6 +4007,7 @@
                 <w:i w:val="0"/>
                 <w:sz w:val="22"/>
               </w:rPr>
+              <w:t>test</w:t>
             </w:r>
           </w:p>
         </w:tc>
@@ -4489,6 +4090,7 @@
                 <w:i w:val="0"/>
                 <w:sz w:val="22"/>
               </w:rPr>
+              <w:t>test</w:t>
             </w:r>
           </w:p>
         </w:tc>
@@ -4531,6 +4133,7 @@
                 <w:i w:val="0"/>
                 <w:sz w:val="22"/>
               </w:rPr>
+              <w:t>test</w:t>
             </w:r>
           </w:p>
         </w:tc>
@@ -4569,10 +4172,21 @@
             <w:r>
               <w:rPr>
                 <w:rFonts w:ascii="Aptos" w:hAnsi="Aptos"/>
-                <w:b w:val="0"/>
-                <w:i w:val="0"/>
                 <w:sz w:val="22"/>
               </w:rPr>
+              <w:t>1. test</w:t>
+            </w:r>
+          </w:p>
+          <w:p>
+            <w:pPr>
+              <w:spacing w:before="20" w:after="20"/>
+            </w:pPr>
+            <w:r>
+              <w:rPr>
+                <w:rFonts w:ascii="Aptos" w:hAnsi="Aptos"/>
+                <w:sz w:val="22"/>
+              </w:rPr>
+              <w:t>2. test2</w:t>
             </w:r>
           </w:p>
         </w:tc>

--- a/public/assets/files/stacjonarne/ASD.docx
+++ b/public/assets/files/stacjonarne/ASD.docx
@@ -315,7 +315,7 @@
                 <w:i w:val="0"/>
                 <w:sz w:val="22"/>
               </w:rPr>
-              <w:t>5</w:t>
+              <w:t>4</w:t>
             </w:r>
           </w:p>
         </w:tc>
@@ -1093,7 +1093,7 @@
                 <w:i w:val="0"/>
                 <w:sz w:val="22"/>
               </w:rPr>
-              <w:t>65</w:t>
+              <w:t>60</w:t>
             </w:r>
           </w:p>
         </w:tc>
@@ -1113,7 +1113,7 @@
                 <w:i w:val="0"/>
                 <w:sz w:val="22"/>
               </w:rPr>
-              <w:t>2.6</w:t>
+              <w:t>2.4</w:t>
             </w:r>
           </w:p>
         </w:tc>

--- a/public/assets/files/stacjonarne/ASD.docx
+++ b/public/assets/files/stacjonarne/ASD.docx
@@ -1093,7 +1093,7 @@
                 <w:i w:val="0"/>
                 <w:sz w:val="22"/>
               </w:rPr>
-              <w:t>60</w:t>
+              <w:t>40</w:t>
             </w:r>
           </w:p>
         </w:tc>
@@ -1113,7 +1113,7 @@
                 <w:i w:val="0"/>
                 <w:sz w:val="22"/>
               </w:rPr>
-              <w:t>2.4</w:t>
+              <w:t>1.6</w:t>
             </w:r>
           </w:p>
         </w:tc>

--- a/public/assets/files/stacjonarne/ASD.docx
+++ b/public/assets/files/stacjonarne/ASD.docx
@@ -3225,7 +3225,7 @@
                 <w:i w:val="0"/>
                 <w:sz w:val="22"/>
               </w:rPr>
-              <w:t>egzamin pisemny z zadaniami problemowymi; kolokwium; sprawdziany wstępne „wejściówki"</w:t>
+              <w:t>egzamin pisemny z zadaniami problemowymi</w:t>
             </w:r>
           </w:p>
         </w:tc>
@@ -3284,7 +3284,7 @@
                 <w:i w:val="0"/>
                 <w:sz w:val="22"/>
               </w:rPr>
-              <w:t>egzamin pisemny z zadaniami problemowymi; kolokwium; sprawdziany wstępne „wejściówki"</w:t>
+              <w:t>egzamin pisemny z zadaniami problemowymi</w:t>
             </w:r>
           </w:p>
         </w:tc>
@@ -3305,6 +3305,7 @@
                 <w:i w:val="0"/>
                 <w:sz w:val="22"/>
               </w:rPr>
+              <w:t>K_W05</w:t>
             </w:r>
           </w:p>
         </w:tc>
@@ -3342,7 +3343,7 @@
                 <w:i w:val="0"/>
                 <w:sz w:val="22"/>
               </w:rPr>
-              <w:t>egzamin pisemny z zadaniami problemowymi; kolokwium; sprawdziany wstępne „wejściówki"</w:t>
+              <w:t>egzamin pisemny z zadaniami problemowymi</w:t>
             </w:r>
           </w:p>
         </w:tc>
@@ -3506,7 +3507,7 @@
                 <w:i w:val="0"/>
                 <w:sz w:val="22"/>
               </w:rPr>
-              <w:t>egzamin pisemny z zadaniami problemowymi; kolokwium; sprawdziany wstępne „wejściówki"</w:t>
+              <w:t>kolokwium, sprawdziany wstępne „wejściówki"</w:t>
             </w:r>
           </w:p>
         </w:tc>
@@ -3527,6 +3528,7 @@
                 <w:i w:val="0"/>
                 <w:sz w:val="22"/>
               </w:rPr>
+              <w:t>K_U11</w:t>
             </w:r>
           </w:p>
         </w:tc>
@@ -3564,7 +3566,7 @@
                 <w:i w:val="0"/>
                 <w:sz w:val="22"/>
               </w:rPr>
-              <w:t>egzamin pisemny z zadaniami problemowymi; kolokwium; sprawdziany wstępne „wejściówki"</w:t>
+              <w:t>kolokwium, sprawdziany wstępne „wejściówki"</w:t>
             </w:r>
           </w:p>
         </w:tc>
@@ -3690,6 +3692,7 @@
                 <w:i w:val="0"/>
                 <w:sz w:val="22"/>
               </w:rPr>
+              <w:t>K_K05</w:t>
             </w:r>
           </w:p>
         </w:tc>
@@ -3727,7 +3730,7 @@
                 <w:i w:val="0"/>
                 <w:sz w:val="22"/>
               </w:rPr>
-              <w:t>egzamin pisemny z zadaniami problemowymi; kolokwium; sprawdziany wstępne „wejściówki"</w:t>
+              <w:t>kolokwium, sprawdziany wstępne „wejściówki"</w:t>
             </w:r>
           </w:p>
         </w:tc>
@@ -3748,6 +3751,7 @@
                 <w:i w:val="0"/>
                 <w:sz w:val="22"/>
               </w:rPr>
+              <w:t>K_K03</w:t>
             </w:r>
           </w:p>
         </w:tc>
@@ -3785,7 +3789,7 @@
                 <w:i w:val="0"/>
                 <w:sz w:val="22"/>
               </w:rPr>
-              <w:t>egzamin pisemny z zadaniami problemowymi; kolokwium; sprawdziany wstępne „wejściówki"</w:t>
+              <w:t>kolokwium, sprawdziany wstępne „wejściówki"</w:t>
             </w:r>
           </w:p>
         </w:tc>

--- a/public/assets/files/stacjonarne/ASD.docx
+++ b/public/assets/files/stacjonarne/ASD.docx
@@ -4011,7 +4011,6 @@
                 <w:i w:val="0"/>
                 <w:sz w:val="22"/>
               </w:rPr>
-              <w:t>test</w:t>
             </w:r>
           </w:p>
         </w:tc>
@@ -4094,7 +4093,6 @@
                 <w:i w:val="0"/>
                 <w:sz w:val="22"/>
               </w:rPr>
-              <w:t>test</w:t>
             </w:r>
           </w:p>
         </w:tc>
@@ -4137,7 +4135,6 @@
                 <w:i w:val="0"/>
                 <w:sz w:val="22"/>
               </w:rPr>
-              <w:t>test</w:t>
             </w:r>
           </w:p>
         </w:tc>
@@ -4176,21 +4173,10 @@
             <w:r>
               <w:rPr>
                 <w:rFonts w:ascii="Aptos" w:hAnsi="Aptos"/>
+                <w:b w:val="0"/>
+                <w:i w:val="0"/>
                 <w:sz w:val="22"/>
               </w:rPr>
-              <w:t>1. test</w:t>
-            </w:r>
-          </w:p>
-          <w:p>
-            <w:pPr>
-              <w:spacing w:before="20" w:after="20"/>
-            </w:pPr>
-            <w:r>
-              <w:rPr>
-                <w:rFonts w:ascii="Aptos" w:hAnsi="Aptos"/>
-                <w:sz w:val="22"/>
-              </w:rPr>
-              <w:t>2. test2</w:t>
             </w:r>
           </w:p>
         </w:tc>

--- a/public/assets/files/stacjonarne/ASD.docx
+++ b/public/assets/files/stacjonarne/ASD.docx
@@ -1948,14 +1948,13 @@
       </w:tblPr>
       <w:tblGrid>
         <w:gridCol w:w="680"/>
-        <w:gridCol w:w="4536"/>
-        <w:gridCol w:w="4252"/>
+        <w:gridCol w:w="8788"/>
       </w:tblGrid>
       <w:tr>
         <w:tc>
           <w:tcPr>
             <w:tcW w:type="dxa" w:w="9468"/>
-            <w:gridSpan w:val="3"/>
+            <w:gridSpan w:val="2"/>
             <w:shd w:val="clear" w:color="auto" w:fill="D9D9D9"/>
           </w:tcPr>
           <w:p>
@@ -1997,7 +1996,7 @@
         </w:tc>
         <w:tc>
           <w:tcPr>
-            <w:tcW w:type="dxa" w:w="4536"/>
+            <w:tcW w:type="dxa" w:w="8788"/>
             <w:shd w:val="clear" w:color="auto" w:fill="D9D9D9"/>
           </w:tcPr>
           <w:p>
@@ -2011,27 +2010,7 @@
                 <w:i w:val="0"/>
                 <w:sz w:val="16"/>
               </w:rPr>
-              <w:t>Wykład</w:t>
-            </w:r>
-          </w:p>
-        </w:tc>
-        <w:tc>
-          <w:tcPr>
-            <w:tcW w:type="dxa" w:w="4252"/>
-            <w:shd w:val="clear" w:color="auto" w:fill="D9D9D9"/>
-          </w:tcPr>
-          <w:p>
-            <w:pPr>
-              <w:spacing w:before="20" w:after="20"/>
-            </w:pPr>
-            <w:r>
-              <w:rPr>
-                <w:rFonts w:ascii="Aptos" w:hAnsi="Aptos"/>
-                <w:b/>
-                <w:i w:val="0"/>
-                <w:sz w:val="16"/>
-              </w:rPr>
-              <w:t>Ćwiczenia / Laboratorium / Pracownia</w:t>
+              <w:t>Treści programowe</w:t>
             </w:r>
           </w:p>
         </w:tc>
@@ -2058,7 +2037,7 @@
         </w:tc>
         <w:tc>
           <w:tcPr>
-            <w:tcW w:type="dxa" w:w="4536"/>
+            <w:tcW w:type="dxa" w:w="8788"/>
           </w:tcPr>
           <w:p>
             <w:pPr>
@@ -2072,24 +2051,6 @@
                 <w:sz w:val="22"/>
               </w:rPr>
               <w:t>Algorytmy iproblemy algorytmiczne; Złożoność czasowa i pamięciowa; przykłady.</w:t>
-            </w:r>
-          </w:p>
-        </w:tc>
-        <w:tc>
-          <w:tcPr>
-            <w:tcW w:type="dxa" w:w="4252"/>
-          </w:tcPr>
-          <w:p>
-            <w:pPr>
-              <w:spacing w:before="20" w:after="20"/>
-            </w:pPr>
-            <w:r>
-              <w:rPr>
-                <w:rFonts w:ascii="Aptos" w:hAnsi="Aptos"/>
-                <w:b w:val="0"/>
-                <w:i w:val="0"/>
-                <w:sz w:val="22"/>
-              </w:rPr>
             </w:r>
           </w:p>
         </w:tc>
@@ -2116,7 +2077,7 @@
         </w:tc>
         <w:tc>
           <w:tcPr>
-            <w:tcW w:type="dxa" w:w="4536"/>
+            <w:tcW w:type="dxa" w:w="8788"/>
           </w:tcPr>
           <w:p>
             <w:pPr>
@@ -2130,24 +2091,6 @@
                 <w:sz w:val="22"/>
               </w:rPr>
               <w:t>Analiza złożoności problemu wyszukiwania informacji w kolekcji uporządkowanej i nieuporządkowanej, notacje asymptotyczne</w:t>
-            </w:r>
-          </w:p>
-        </w:tc>
-        <w:tc>
-          <w:tcPr>
-            <w:tcW w:type="dxa" w:w="4252"/>
-          </w:tcPr>
-          <w:p>
-            <w:pPr>
-              <w:spacing w:before="20" w:after="20"/>
-            </w:pPr>
-            <w:r>
-              <w:rPr>
-                <w:rFonts w:ascii="Aptos" w:hAnsi="Aptos"/>
-                <w:b w:val="0"/>
-                <w:i w:val="0"/>
-                <w:sz w:val="22"/>
-              </w:rPr>
             </w:r>
           </w:p>
         </w:tc>
@@ -2174,7 +2117,7 @@
         </w:tc>
         <w:tc>
           <w:tcPr>
-            <w:tcW w:type="dxa" w:w="4536"/>
+            <w:tcW w:type="dxa" w:w="8788"/>
           </w:tcPr>
           <w:p>
             <w:pPr>
@@ -2188,24 +2131,6 @@
                 <w:sz w:val="22"/>
               </w:rPr>
               <w:t>Specyfikowanie problemów, własność stopu, problemy nierozstrzygalne</w:t>
-            </w:r>
-          </w:p>
-        </w:tc>
-        <w:tc>
-          <w:tcPr>
-            <w:tcW w:type="dxa" w:w="4252"/>
-          </w:tcPr>
-          <w:p>
-            <w:pPr>
-              <w:spacing w:before="20" w:after="20"/>
-            </w:pPr>
-            <w:r>
-              <w:rPr>
-                <w:rFonts w:ascii="Aptos" w:hAnsi="Aptos"/>
-                <w:b w:val="0"/>
-                <w:i w:val="0"/>
-                <w:sz w:val="22"/>
-              </w:rPr>
             </w:r>
           </w:p>
         </w:tc>
@@ -2232,7 +2157,7 @@
         </w:tc>
         <w:tc>
           <w:tcPr>
-            <w:tcW w:type="dxa" w:w="4536"/>
+            <w:tcW w:type="dxa" w:w="8788"/>
           </w:tcPr>
           <w:p>
             <w:pPr>
@@ -2246,24 +2171,6 @@
                 <w:sz w:val="22"/>
               </w:rPr>
               <w:t>Logika Hoare’ai metody dowodzenia własności stopu</w:t>
-            </w:r>
-          </w:p>
-        </w:tc>
-        <w:tc>
-          <w:tcPr>
-            <w:tcW w:type="dxa" w:w="4252"/>
-          </w:tcPr>
-          <w:p>
-            <w:pPr>
-              <w:spacing w:before="20" w:after="20"/>
-            </w:pPr>
-            <w:r>
-              <w:rPr>
-                <w:rFonts w:ascii="Aptos" w:hAnsi="Aptos"/>
-                <w:b w:val="0"/>
-                <w:i w:val="0"/>
-                <w:sz w:val="22"/>
-              </w:rPr>
             </w:r>
           </w:p>
         </w:tc>
@@ -2290,7 +2197,7 @@
         </w:tc>
         <w:tc>
           <w:tcPr>
-            <w:tcW w:type="dxa" w:w="4536"/>
+            <w:tcW w:type="dxa" w:w="8788"/>
           </w:tcPr>
           <w:p>
             <w:pPr>
@@ -2304,24 +2211,6 @@
                 <w:sz w:val="22"/>
               </w:rPr>
               <w:t>Proste algorytmy sortujące</w:t>
-            </w:r>
-          </w:p>
-        </w:tc>
-        <w:tc>
-          <w:tcPr>
-            <w:tcW w:type="dxa" w:w="4252"/>
-          </w:tcPr>
-          <w:p>
-            <w:pPr>
-              <w:spacing w:before="20" w:after="20"/>
-            </w:pPr>
-            <w:r>
-              <w:rPr>
-                <w:rFonts w:ascii="Aptos" w:hAnsi="Aptos"/>
-                <w:b w:val="0"/>
-                <w:i w:val="0"/>
-                <w:sz w:val="22"/>
-              </w:rPr>
             </w:r>
           </w:p>
         </w:tc>
@@ -2348,7 +2237,7 @@
         </w:tc>
         <w:tc>
           <w:tcPr>
-            <w:tcW w:type="dxa" w:w="4536"/>
+            <w:tcW w:type="dxa" w:w="8788"/>
           </w:tcPr>
           <w:p>
             <w:pPr>
@@ -2362,24 +2251,6 @@
                 <w:sz w:val="22"/>
               </w:rPr>
               <w:t>Quicksort; algorytmy sortujące w czasie liniowym</w:t>
-            </w:r>
-          </w:p>
-        </w:tc>
-        <w:tc>
-          <w:tcPr>
-            <w:tcW w:type="dxa" w:w="4252"/>
-          </w:tcPr>
-          <w:p>
-            <w:pPr>
-              <w:spacing w:before="20" w:after="20"/>
-            </w:pPr>
-            <w:r>
-              <w:rPr>
-                <w:rFonts w:ascii="Aptos" w:hAnsi="Aptos"/>
-                <w:b w:val="0"/>
-                <w:i w:val="0"/>
-                <w:sz w:val="22"/>
-              </w:rPr>
             </w:r>
           </w:p>
         </w:tc>
@@ -2406,7 +2277,7 @@
         </w:tc>
         <w:tc>
           <w:tcPr>
-            <w:tcW w:type="dxa" w:w="4536"/>
+            <w:tcW w:type="dxa" w:w="8788"/>
           </w:tcPr>
           <w:p>
             <w:pPr>
@@ -2420,24 +2291,6 @@
                 <w:sz w:val="22"/>
               </w:rPr>
               <w:t>Programowanie dynamiczne i zachłanne</w:t>
-            </w:r>
-          </w:p>
-        </w:tc>
-        <w:tc>
-          <w:tcPr>
-            <w:tcW w:type="dxa" w:w="4252"/>
-          </w:tcPr>
-          <w:p>
-            <w:pPr>
-              <w:spacing w:before="20" w:after="20"/>
-            </w:pPr>
-            <w:r>
-              <w:rPr>
-                <w:rFonts w:ascii="Aptos" w:hAnsi="Aptos"/>
-                <w:b w:val="0"/>
-                <w:i w:val="0"/>
-                <w:sz w:val="22"/>
-              </w:rPr>
             </w:r>
           </w:p>
         </w:tc>
@@ -2464,7 +2317,7 @@
         </w:tc>
         <w:tc>
           <w:tcPr>
-            <w:tcW w:type="dxa" w:w="4536"/>
+            <w:tcW w:type="dxa" w:w="8788"/>
           </w:tcPr>
           <w:p>
             <w:pPr>
@@ -2478,24 +2331,6 @@
                 <w:sz w:val="22"/>
               </w:rPr>
               <w:t>Kolejki, stosy, listy i drzewa</w:t>
-            </w:r>
-          </w:p>
-        </w:tc>
-        <w:tc>
-          <w:tcPr>
-            <w:tcW w:type="dxa" w:w="4252"/>
-          </w:tcPr>
-          <w:p>
-            <w:pPr>
-              <w:spacing w:before="20" w:after="20"/>
-            </w:pPr>
-            <w:r>
-              <w:rPr>
-                <w:rFonts w:ascii="Aptos" w:hAnsi="Aptos"/>
-                <w:b w:val="0"/>
-                <w:i w:val="0"/>
-                <w:sz w:val="22"/>
-              </w:rPr>
             </w:r>
           </w:p>
         </w:tc>
@@ -2522,7 +2357,7 @@
         </w:tc>
         <w:tc>
           <w:tcPr>
-            <w:tcW w:type="dxa" w:w="4536"/>
+            <w:tcW w:type="dxa" w:w="8788"/>
           </w:tcPr>
           <w:p>
             <w:pPr>
@@ -2536,24 +2371,6 @@
                 <w:sz w:val="22"/>
               </w:rPr>
               <w:t>Tablice z haszowaniem</w:t>
-            </w:r>
-          </w:p>
-        </w:tc>
-        <w:tc>
-          <w:tcPr>
-            <w:tcW w:type="dxa" w:w="4252"/>
-          </w:tcPr>
-          <w:p>
-            <w:pPr>
-              <w:spacing w:before="20" w:after="20"/>
-            </w:pPr>
-            <w:r>
-              <w:rPr>
-                <w:rFonts w:ascii="Aptos" w:hAnsi="Aptos"/>
-                <w:b w:val="0"/>
-                <w:i w:val="0"/>
-                <w:sz w:val="22"/>
-              </w:rPr>
             </w:r>
           </w:p>
         </w:tc>
@@ -2580,7 +2397,7 @@
         </w:tc>
         <w:tc>
           <w:tcPr>
-            <w:tcW w:type="dxa" w:w="4536"/>
+            <w:tcW w:type="dxa" w:w="8788"/>
           </w:tcPr>
           <w:p>
             <w:pPr>
@@ -2594,24 +2411,6 @@
                 <w:sz w:val="22"/>
               </w:rPr>
               <w:t>Twierdzenie o rekursji uniwersalnej</w:t>
-            </w:r>
-          </w:p>
-        </w:tc>
-        <w:tc>
-          <w:tcPr>
-            <w:tcW w:type="dxa" w:w="4252"/>
-          </w:tcPr>
-          <w:p>
-            <w:pPr>
-              <w:spacing w:before="20" w:after="20"/>
-            </w:pPr>
-            <w:r>
-              <w:rPr>
-                <w:rFonts w:ascii="Aptos" w:hAnsi="Aptos"/>
-                <w:b w:val="0"/>
-                <w:i w:val="0"/>
-                <w:sz w:val="22"/>
-              </w:rPr>
             </w:r>
           </w:p>
         </w:tc>
@@ -2638,7 +2437,7 @@
         </w:tc>
         <w:tc>
           <w:tcPr>
-            <w:tcW w:type="dxa" w:w="4536"/>
+            <w:tcW w:type="dxa" w:w="8788"/>
           </w:tcPr>
           <w:p>
             <w:pPr>
@@ -2652,24 +2451,6 @@
                 <w:sz w:val="22"/>
               </w:rPr>
               <w:t>Drzewa BST, drzewa czerwono-czarne</w:t>
-            </w:r>
-          </w:p>
-        </w:tc>
-        <w:tc>
-          <w:tcPr>
-            <w:tcW w:type="dxa" w:w="4252"/>
-          </w:tcPr>
-          <w:p>
-            <w:pPr>
-              <w:spacing w:before="20" w:after="20"/>
-            </w:pPr>
-            <w:r>
-              <w:rPr>
-                <w:rFonts w:ascii="Aptos" w:hAnsi="Aptos"/>
-                <w:b w:val="0"/>
-                <w:i w:val="0"/>
-                <w:sz w:val="22"/>
-              </w:rPr>
             </w:r>
           </w:p>
         </w:tc>
@@ -2696,7 +2477,7 @@
         </w:tc>
         <w:tc>
           <w:tcPr>
-            <w:tcW w:type="dxa" w:w="4536"/>
+            <w:tcW w:type="dxa" w:w="8788"/>
           </w:tcPr>
           <w:p>
             <w:pPr>
@@ -2710,24 +2491,6 @@
                 <w:sz w:val="22"/>
               </w:rPr>
               <w:t>Algorytmy grafowe</w:t>
-            </w:r>
-          </w:p>
-        </w:tc>
-        <w:tc>
-          <w:tcPr>
-            <w:tcW w:type="dxa" w:w="4252"/>
-          </w:tcPr>
-          <w:p>
-            <w:pPr>
-              <w:spacing w:before="20" w:after="20"/>
-            </w:pPr>
-            <w:r>
-              <w:rPr>
-                <w:rFonts w:ascii="Aptos" w:hAnsi="Aptos"/>
-                <w:b w:val="0"/>
-                <w:i w:val="0"/>
-                <w:sz w:val="22"/>
-              </w:rPr>
             </w:r>
           </w:p>
         </w:tc>
@@ -2754,7 +2517,7 @@
         </w:tc>
         <w:tc>
           <w:tcPr>
-            <w:tcW w:type="dxa" w:w="4536"/>
+            <w:tcW w:type="dxa" w:w="8788"/>
           </w:tcPr>
           <w:p>
             <w:pPr>
@@ -2768,24 +2531,6 @@
                 <w:sz w:val="22"/>
               </w:rPr>
               <w:t>Podstawy teorii złożoności, klasy złożoności, metody redukcji i problemy zupełne w klasie</w:t>
-            </w:r>
-          </w:p>
-        </w:tc>
-        <w:tc>
-          <w:tcPr>
-            <w:tcW w:type="dxa" w:w="4252"/>
-          </w:tcPr>
-          <w:p>
-            <w:pPr>
-              <w:spacing w:before="20" w:after="20"/>
-            </w:pPr>
-            <w:r>
-              <w:rPr>
-                <w:rFonts w:ascii="Aptos" w:hAnsi="Aptos"/>
-                <w:b w:val="0"/>
-                <w:i w:val="0"/>
-                <w:sz w:val="22"/>
-              </w:rPr>
             </w:r>
           </w:p>
         </w:tc>
@@ -2812,7 +2557,7 @@
         </w:tc>
         <w:tc>
           <w:tcPr>
-            <w:tcW w:type="dxa" w:w="4536"/>
+            <w:tcW w:type="dxa" w:w="8788"/>
           </w:tcPr>
           <w:p>
             <w:pPr>
@@ -2826,24 +2571,6 @@
                 <w:sz w:val="22"/>
               </w:rPr>
               <w:t>Języki formalne – języki regularne, kontekstowe i bezkontekstowe,automaty i gramatyki.</w:t>
-            </w:r>
-          </w:p>
-        </w:tc>
-        <w:tc>
-          <w:tcPr>
-            <w:tcW w:type="dxa" w:w="4252"/>
-          </w:tcPr>
-          <w:p>
-            <w:pPr>
-              <w:spacing w:before="20" w:after="20"/>
-            </w:pPr>
-            <w:r>
-              <w:rPr>
-                <w:rFonts w:ascii="Aptos" w:hAnsi="Aptos"/>
-                <w:b w:val="0"/>
-                <w:i w:val="0"/>
-                <w:sz w:val="22"/>
-              </w:rPr>
             </w:r>
           </w:p>
         </w:tc>
